--- a/data/cvs/cv_156_Invent_Consulting_Limited_Data_Analyst.docx
+++ b/data/cvs/cv_156_Invent_Consulting_Limited_Data_Analyst.docx
@@ -86,7 +86,7 @@
         <w:rPr>
           <w:sz w:val="20"/>
         </w:rPr>
-        <w:t>Full Stack Developer and AI Data Analyst with a strong background in Python, JavaScript, and SQL. I have experience building full-stack applications, from React frontends to PostgreSQL databases, and a proven track record in data analysis and visualisation. Currently, I'm focused on data annotation, evaluation, and automation, working with AI models and tools like n8n and Playwright. I'm seeking a Data Analyst role to leverage my skills in SQL, data analysis, and automation for business intelligence and reporting.</w:t>
+        <w:t>Full Stack Developer and AI Data Specialist with a focus on building robust, scalable systems and high-quality datasets. I have experience across the full stack, from Python backends and REST APIs to React frontends, and have worked with diverse teams in both U.S. and Kenyan tech companies. Currently, I'm developing full-stack applications at Copy Cat Group, including an SAP API integration and an AI-powered tender scraping pipeline, while also contributing to AI data annotation and evaluation projects.</w:t>
       </w:r>
     </w:p>
     <w:p>
@@ -209,7 +209,7 @@
         <w:rPr>
           <w:sz w:val="20"/>
         </w:rPr>
-        <w:t>n8n, Playwright, APScheduler, Web Scraping, REST APIs</w:t>
+        <w:t>n8n, Playwright, APScheduler, Web Scraping, REST APIs, Git, GitHub, Postman, VS Code, Jira, Trello, Slack, HubSpot, Figma, Docker</w:t>
       </w:r>
     </w:p>
     <w:p>
@@ -227,7 +227,7 @@
         <w:rPr>
           <w:sz w:val="20"/>
         </w:rPr>
-        <w:t>Git, GitHub, Postman, VS Code, Jira, Trello, Slack, HubSpot, Figma, Docker, Oracle Cloud, Google Cloud Platform</w:t>
+        <w:t>Oracle Cloud, Google Cloud Platform, CI/CD Pipelines</w:t>
       </w:r>
     </w:p>
     <w:p>
@@ -263,7 +263,7 @@
         <w:rPr>
           <w:sz w:val="20"/>
         </w:rPr>
-        <w:t>OLAP Cubes, Microsoft Power BI, Dashboards, Documentation, Training Materials, Data Toolkit, Data Modelling, Performance Metrics, Data Integrity, Testing</w:t>
+        <w:t>Multi-dimensional OLAP Cubes, Microsoft Power BI, Data Analysis, Dashboard Design, Report Design, Automation Tools, Data Integrity, Documentation, Training Materials, Best Practices</w:t>
       </w:r>
     </w:p>
     <w:p>
@@ -325,7 +325,7 @@
         <w:rPr>
           <w:sz w:val="20"/>
         </w:rPr>
-        <w:t>Authoring comprehensive System Design Documents (SDDs) and Business Requirements Documents (BRDs) for enterprise architecture and project scoping.</w:t>
+        <w:t>Authoring comprehensive System Design Documents (SDDs) for Application, Data, Integration, and Security Architecture.</w:t>
       </w:r>
     </w:p>
     <w:p>
@@ -337,7 +337,7 @@
         <w:rPr>
           <w:sz w:val="20"/>
         </w:rPr>
-        <w:t>Designing and prototyping an AI-powered tender scraping pipeline to automate tender opportunity discovery and processing.</w:t>
+        <w:t>Designing and building an AI-powered tender scraping pipeline to automate tender opportunity discovery and processing.</w:t>
       </w:r>
     </w:p>
     <w:p>
@@ -372,31 +372,7 @@
         <w:rPr>
           <w:sz w:val="20"/>
         </w:rPr>
-        <w:t>Train AI models by generating accurate difference-based captions for multimodal datasets</w:t>
-      </w:r>
-    </w:p>
-    <w:p>
-      <w:pPr>
-        <w:pStyle w:val="ListBullet"/>
-        <w:spacing w:before="0" w:after="20"/>
-      </w:pPr>
-      <w:r>
-        <w:rPr>
-          <w:sz w:val="20"/>
-        </w:rPr>
-        <w:t>Perform categorisation, bounding, consistency checks, and image-level validation to improve multimodal model accuracy</w:t>
-      </w:r>
-    </w:p>
-    <w:p>
-      <w:pPr>
-        <w:pStyle w:val="ListBullet"/>
-        <w:spacing w:before="0" w:after="20"/>
-      </w:pPr>
-      <w:r>
-        <w:rPr>
-          <w:sz w:val="20"/>
-        </w:rPr>
-        <w:t>Contribute high-quality annotated outputs that directly feed into production AI model training pipelines</w:t>
+        <w:t>Generating difference-based captions for multimodal datasets, improving model accuracy through detailed annotations.</w:t>
       </w:r>
     </w:p>
     <w:p>
@@ -490,31 +466,7 @@
         <w:rPr>
           <w:sz w:val="20"/>
         </w:rPr>
-        <w:t>Annotated and evaluated datasets for health and agriculture AI systems</w:t>
-      </w:r>
-    </w:p>
-    <w:p>
-      <w:pPr>
-        <w:pStyle w:val="ListBullet"/>
-        <w:spacing w:before="0" w:after="20"/>
-      </w:pPr>
-      <w:r>
-        <w:rPr>
-          <w:sz w:val="20"/>
-        </w:rPr>
-        <w:t>Performed intent detection, slot tagging, utterance verification, and structured dataset creation</w:t>
-      </w:r>
-    </w:p>
-    <w:p>
-      <w:pPr>
-        <w:pStyle w:val="ListBullet"/>
-        <w:spacing w:before="0" w:after="20"/>
-      </w:pPr>
-      <w:r>
-        <w:rPr>
-          <w:sz w:val="20"/>
-        </w:rPr>
-        <w:t>Ensured annotation quality and consistency across multilingual and multimodal training data</w:t>
+        <w:t>Performing intent detection, slot tagging, and utterance verification for health and agriculture AI systems.</w:t>
       </w:r>
     </w:p>
     <w:p>
@@ -549,31 +501,7 @@
         <w:rPr>
           <w:sz w:val="20"/>
         </w:rPr>
-        <w:t>Evaluated AI-generated content and contributed structured feedback to improve model accuracy</w:t>
-      </w:r>
-    </w:p>
-    <w:p>
-      <w:pPr>
-        <w:pStyle w:val="ListBullet"/>
-        <w:spacing w:before="0" w:after="20"/>
-      </w:pPr>
-      <w:r>
-        <w:rPr>
-          <w:sz w:val="20"/>
-        </w:rPr>
-        <w:t>Assessed natural language response quality across diverse prompt categories</w:t>
-      </w:r>
-    </w:p>
-    <w:p>
-      <w:pPr>
-        <w:pStyle w:val="ListBullet"/>
-        <w:spacing w:before="0" w:after="20"/>
-      </w:pPr>
-      <w:r>
-        <w:rPr>
-          <w:sz w:val="20"/>
-        </w:rPr>
-        <w:t>Contributed to model alignment and quality assurance pipelines</w:t>
+        <w:t>Evaluating AI-generated content, providing structured feedback to enhance model performance and alignment.</w:t>
       </w:r>
     </w:p>
     <w:p>
